--- a/mail.docx
+++ b/mail.docx
@@ -12,7 +12,7 @@
         <w:rPr>
           <w:lang w:val="en-AE"/>
         </w:rPr>
-        <w:t>Dear Waleed,</w:t>
+        <w:t>Dear Raheel,</w:t>
       </w:r>
     </w:p>
     <w:p>
@@ -25,11 +25,15 @@
         <w:rPr>
           <w:lang w:val="en-AE"/>
         </w:rPr>
-        <w:t>As discussed, please find our response to the below observations.</w:t>
+        <w:t>As discussed, we have created two application instances on the same server:</w:t>
       </w:r>
     </w:p>
     <w:p>
       <w:pPr>
+        <w:numPr>
+          <w:ilvl w:val="0"/>
+          <w:numId w:val="7"/>
+        </w:numPr>
         <w:rPr>
           <w:lang w:val="en-AE"/>
         </w:rPr>
@@ -40,95 +44,81 @@
           <w:bCs/>
           <w:lang w:val="en-AE"/>
         </w:rPr>
-        <w:t>Concurrent Sessions – Multiple Browsers</w:t>
+        <w:t>Existing:</w:t>
       </w:r>
-    </w:p>
-    <w:p>
-      <w:pPr>
-        <w:rPr>
-          <w:lang w:val="en-AE"/>
-        </w:rPr>
-      </w:pPr>
       <w:r>
         <w:rPr>
           <w:lang w:val="en-AE"/>
         </w:rPr>
-        <w:t>Multiple concurrent sessions are an expected business requirement. Users may need to work with different browsers based on their requirements.</w:t>
+        <w:t xml:space="preserve"> </w:t>
       </w:r>
-    </w:p>
-    <w:p>
-      <w:pPr>
-        <w:rPr>
-          <w:lang w:val="en-AE"/>
-        </w:rPr>
-      </w:pPr>
+      <w:hyperlink r:id="rId5" w:history="1">
+        <w:r>
+          <w:rPr>
+            <w:rStyle w:val="Hyperlink"/>
+            <w:lang w:val="en-AE"/>
+          </w:rPr>
+          <w:t>http://10.224.3.12/lms</w:t>
+        </w:r>
+      </w:hyperlink>
       <w:r>
         <w:rPr>
           <w:lang w:val="en-AE"/>
         </w:rPr>
-        <w:t>For example:</w:t>
+        <w:t xml:space="preserve"> — App Pool: LMS</w:t>
       </w:r>
     </w:p>
     <w:p>
       <w:pPr>
         <w:numPr>
           <w:ilvl w:val="0"/>
-          <w:numId w:val="4"/>
+          <w:numId w:val="7"/>
         </w:numPr>
         <w:rPr>
           <w:lang w:val="en-AE"/>
         </w:rPr>
       </w:pPr>
-      <w:r>
-        <w:rPr>
-          <w:lang w:val="en-AE"/>
-        </w:rPr>
-        <w:t xml:space="preserve">The document viewer is compatible with </w:t>
-      </w:r>
       <w:r>
         <w:rPr>
           <w:b/>
           <w:bCs/>
           <w:lang w:val="en-AE"/>
         </w:rPr>
-        <w:t>Edge</w:t>
+        <w:t>New:</w:t>
       </w:r>
       <w:r>
         <w:rPr>
           <w:lang w:val="en-AE"/>
         </w:rPr>
-        <w:t>, allowing users to view Word documents without downloading them.</w:t>
+        <w:t xml:space="preserve"> </w:t>
       </w:r>
-    </w:p>
-    <w:p>
-      <w:pPr>
-        <w:numPr>
-          <w:ilvl w:val="0"/>
-          <w:numId w:val="4"/>
-        </w:numPr>
-        <w:rPr>
-          <w:lang w:val="en-AE"/>
-        </w:rPr>
-      </w:pPr>
+      <w:hyperlink r:id="rId6" w:history="1">
+        <w:r>
+          <w:rPr>
+            <w:rStyle w:val="Hyperlink"/>
+            <w:lang w:val="en-AE"/>
+          </w:rPr>
+          <w:t>http://10.224.3.12/lmsUnderPressure</w:t>
+        </w:r>
+      </w:hyperlink>
       <w:r>
         <w:rPr>
           <w:lang w:val="en-AE"/>
         </w:rPr>
-        <w:t xml:space="preserve">Users may prefer </w:t>
+        <w:t xml:space="preserve"> — App Pool: lmsUnderPressure</w:t>
       </w:r>
-      <w:r>
+    </w:p>
+    <w:p>
+      <w:pPr>
         <w:rPr>
-          <w:b/>
-          <w:bCs/>
           <w:lang w:val="en-AE"/>
         </w:rPr>
-        <w:t>Chrome</w:t>
-      </w:r>
+      </w:pPr>
       <w:r>
         <w:rPr>
           <w:lang w:val="en-AE"/>
         </w:rPr>
-        <w:t xml:space="preserve"> for faster processing and case handling.</w:t>
+        <w:t>During load testing, the new application (lmsUnderPressure) became unresponsive under heavy load. However, the existing application (lms) continued to work fine.</w:t>
       </w:r>
     </w:p>
     <w:p>
@@ -141,22 +131,7 @@
         <w:rPr>
           <w:lang w:val="en-AE"/>
         </w:rPr>
-        <w:t>Therefore, we cannot restrict users to use only Edge or only Chrome.</w:t>
-      </w:r>
-    </w:p>
-    <w:p>
-      <w:pPr>
-        <w:rPr>
-          <w:lang w:val="en-AE"/>
-        </w:rPr>
-      </w:pPr>
-      <w:r>
-        <w:rPr>
-          <w:b/>
-          <w:bCs/>
-          <w:lang w:val="en-AE"/>
-        </w:rPr>
-        <w:t>Observation #5 – Sitewide SQL Injection</w:t>
+        <w:t>Based on this test, we can conclude that running two separate application instances with different application pools allows the existing application to remain responsive while the new instance is under heavy load.</w:t>
       </w:r>
     </w:p>
     <w:p>
@@ -169,456 +144,27 @@
         <w:rPr>
           <w:lang w:val="en-AE"/>
         </w:rPr>
-        <w:t>As per Observation #5, the SQL injection issue has been fixed in the below page as a sample:</w:t>
+        <w:t>We will check the feasibility of hardware load balancing the new application with Jibran.</w:t>
       </w:r>
     </w:p>
     <w:p>
       <w:pPr>
-        <w:numPr>
-          <w:ilvl w:val="0"/>
-          <w:numId w:val="5"/>
-        </w:numPr>
         <w:rPr>
           <w:lang w:val="en-AE"/>
         </w:rPr>
       </w:pPr>
-      <w:proofErr w:type="spellStart"/>
       <w:r>
         <w:rPr>
           <w:lang w:val="en-AE"/>
         </w:rPr>
-        <w:t>Audit_Master_Report</w:t>
-      </w:r>
-      <w:proofErr w:type="spellEnd"/>
-    </w:p>
-    <w:p>
-      <w:pPr>
-        <w:rPr>
-          <w:lang w:val="en-AE"/>
-        </w:rPr>
-      </w:pPr>
-      <w:r>
-        <w:rPr>
-          <w:lang w:val="en-AE"/>
-        </w:rPr>
-        <w:t>Please validate the fix. If the approach is acceptable, we will apply the same solution to all applicable reports.</w:t>
-      </w:r>
-    </w:p>
-    <w:p>
-      <w:pPr>
-        <w:rPr>
-          <w:lang w:val="en-AE"/>
-        </w:rPr>
-      </w:pPr>
-      <w:r>
-        <w:rPr>
-          <w:b/>
-          <w:bCs/>
-          <w:lang w:val="en-AE"/>
-        </w:rPr>
-        <w:t>Observation #7 – Sitewide Improper Data Validation</w:t>
-      </w:r>
-    </w:p>
-    <w:p>
-      <w:pPr>
-        <w:rPr>
-          <w:lang w:val="en-AE"/>
-        </w:rPr>
-      </w:pPr>
-      <w:r>
-        <w:rPr>
-          <w:lang w:val="en-AE"/>
-        </w:rPr>
-        <w:t>Implementing this sitewide is not straightforward as the application was developed more than a decade ago and validations are handled differently across the application:</w:t>
-      </w:r>
-    </w:p>
-    <w:p>
-      <w:pPr>
-        <w:numPr>
-          <w:ilvl w:val="0"/>
-          <w:numId w:val="6"/>
-        </w:numPr>
-        <w:rPr>
-          <w:lang w:val="en-AE"/>
-        </w:rPr>
-      </w:pPr>
-      <w:r>
-        <w:rPr>
-          <w:lang w:val="en-AE"/>
-        </w:rPr>
-        <w:t>Client-side validation</w:t>
-      </w:r>
-    </w:p>
-    <w:p>
-      <w:pPr>
-        <w:numPr>
-          <w:ilvl w:val="0"/>
-          <w:numId w:val="6"/>
-        </w:numPr>
-        <w:rPr>
-          <w:lang w:val="en-AE"/>
-        </w:rPr>
-      </w:pPr>
-      <w:r>
-        <w:rPr>
-          <w:lang w:val="en-AE"/>
-        </w:rPr>
-        <w:t>Server-side validation</w:t>
-      </w:r>
-    </w:p>
-    <w:p>
-      <w:pPr>
-        <w:numPr>
-          <w:ilvl w:val="0"/>
-          <w:numId w:val="6"/>
-        </w:numPr>
-        <w:rPr>
-          <w:lang w:val="en-AE"/>
-        </w:rPr>
-      </w:pPr>
-      <w:r>
-        <w:rPr>
-          <w:lang w:val="en-AE"/>
-        </w:rPr>
-        <w:t>Database-level validation</w:t>
-      </w:r>
-    </w:p>
-    <w:p>
-      <w:pPr>
-        <w:rPr>
-          <w:lang w:val="en-AE"/>
-        </w:rPr>
-      </w:pPr>
-      <w:r>
-        <w:rPr>
-          <w:lang w:val="en-AE"/>
-        </w:rPr>
-        <w:t>A complete implementation would require changes to the existing application foundation and may have an impact on the current functionality.</w:t>
-      </w:r>
-    </w:p>
-    <w:p>
-      <w:pPr>
-        <w:rPr>
-          <w:lang w:val="en-AE"/>
-        </w:rPr>
-      </w:pPr>
-      <w:r>
-        <w:rPr>
-          <w:b/>
-          <w:bCs/>
-          <w:lang w:val="en-AE"/>
-        </w:rPr>
-        <w:t>Sensitive Staff Information</w:t>
-      </w:r>
-    </w:p>
-    <w:p>
-      <w:pPr>
-        <w:rPr>
-          <w:lang w:val="en-AE"/>
-        </w:rPr>
-      </w:pPr>
-      <w:r>
-        <w:rPr>
-          <w:lang w:val="en-AE"/>
-        </w:rPr>
-        <w:t xml:space="preserve">Addressing this issue may take approximately </w:t>
-      </w:r>
-      <w:r>
-        <w:rPr>
-          <w:b/>
-          <w:bCs/>
-          <w:lang w:val="en-AE"/>
-        </w:rPr>
-        <w:t>10–15 working days</w:t>
-      </w:r>
-      <w:r>
-        <w:rPr>
-          <w:lang w:val="en-AE"/>
-        </w:rPr>
-        <w:t>. It requires reviewing the existing implementation across the affected pages, replacing client-side validation with server-side validation where required, and implementing the required database validation.</w:t>
-      </w:r>
-    </w:p>
-    <w:p>
-      <w:pPr>
-        <w:rPr>
-          <w:lang w:val="en-AE"/>
-        </w:rPr>
-      </w:pPr>
-      <w:r>
-        <w:rPr>
-          <w:lang w:val="en-AE"/>
-        </w:rPr>
-        <w:t xml:space="preserve">Approximately </w:t>
-      </w:r>
-      <w:r>
-        <w:rPr>
-          <w:b/>
-          <w:bCs/>
-          <w:lang w:val="en-AE"/>
-        </w:rPr>
-        <w:t>9 pages</w:t>
-      </w:r>
-      <w:r>
-        <w:rPr>
-          <w:lang w:val="en-AE"/>
-        </w:rPr>
-        <w:t xml:space="preserve"> may be impacted, and thorough regression testing will be required.</w:t>
-      </w:r>
-    </w:p>
-    <w:p>
-      <w:pPr>
-        <w:rPr>
-          <w:lang w:val="en-AE"/>
-        </w:rPr>
-      </w:pPr>
-      <w:r>
-        <w:rPr>
-          <w:b/>
-          <w:bCs/>
-          <w:lang w:val="en-AE"/>
-        </w:rPr>
-        <w:t>HTML Injection – Sitewide</w:t>
-      </w:r>
-    </w:p>
-    <w:p>
-      <w:pPr>
-        <w:rPr>
-          <w:lang w:val="en-AE"/>
-        </w:rPr>
-      </w:pPr>
-      <w:r>
-        <w:rPr>
-          <w:lang w:val="en-AE"/>
-        </w:rPr>
-        <w:t xml:space="preserve">Implementing HTML injection protection across the entire application is not feasible as a single change. The application has approximately </w:t>
-      </w:r>
-      <w:r>
-        <w:rPr>
-          <w:b/>
-          <w:bCs/>
-          <w:lang w:val="en-AE"/>
-        </w:rPr>
-        <w:t>700 pages</w:t>
-      </w:r>
-      <w:r>
-        <w:rPr>
-          <w:lang w:val="en-AE"/>
-        </w:rPr>
-        <w:t>, and each applicable page would need to be reviewed and tested individually.</w:t>
-      </w:r>
-    </w:p>
-    <w:p>
-      <w:pPr>
-        <w:rPr>
-          <w:lang w:val="en-AE"/>
-        </w:rPr>
-      </w:pPr>
-      <w:r>
-        <w:rPr>
-          <w:b/>
-          <w:bCs/>
-          <w:lang w:val="en-AE"/>
-        </w:rPr>
-        <w:lastRenderedPageBreak/>
-        <w:t>Observation #9</w:t>
-      </w:r>
-    </w:p>
-    <w:p>
-      <w:pPr>
-        <w:rPr>
-          <w:lang w:val="en-AE"/>
-        </w:rPr>
-      </w:pPr>
-      <w:r>
-        <w:rPr>
-          <w:lang w:val="en-AE"/>
-        </w:rPr>
-        <w:t>Observation #9 is also related to the staff information scenario mentioned under Observation #7.</w:t>
-      </w:r>
-    </w:p>
-    <w:p>
-      <w:pPr>
-        <w:rPr>
-          <w:lang w:val="en-AE"/>
-        </w:rPr>
-      </w:pPr>
-      <w:r>
-        <w:rPr>
-          <w:b/>
-          <w:bCs/>
-          <w:lang w:val="en-AE"/>
-        </w:rPr>
-        <w:t>Observation #8 – File Name and Query String</w:t>
-      </w:r>
-    </w:p>
-    <w:p>
-      <w:pPr>
-        <w:rPr>
-          <w:lang w:val="en-AE"/>
-        </w:rPr>
-      </w:pPr>
-      <w:r>
-        <w:rPr>
-          <w:lang w:val="en-AE"/>
-        </w:rPr>
-        <w:t xml:space="preserve">Instead of using the username in the file name, can we use an </w:t>
-      </w:r>
-      <w:r>
-        <w:rPr>
-          <w:b/>
-          <w:bCs/>
-          <w:lang w:val="en-AE"/>
-        </w:rPr>
-        <w:t>unpredictable/encrypted file name</w:t>
-      </w:r>
-      <w:r>
-        <w:rPr>
-          <w:lang w:val="en-AE"/>
-        </w:rPr>
-        <w:t xml:space="preserve"> so that another user cannot misuse the username to access or view another user's printed document?</w:t>
-      </w:r>
-    </w:p>
-    <w:p>
-      <w:pPr>
-        <w:rPr>
-          <w:lang w:val="en-AE"/>
-        </w:rPr>
-      </w:pPr>
-      <w:r>
-        <w:rPr>
-          <w:lang w:val="en-AE"/>
-        </w:rPr>
-        <w:t xml:space="preserve">Also, can we encrypt the </w:t>
-      </w:r>
-      <w:r>
-        <w:rPr>
-          <w:b/>
-          <w:bCs/>
-          <w:lang w:val="en-AE"/>
-        </w:rPr>
-        <w:t>query string parameters</w:t>
-      </w:r>
-      <w:r>
-        <w:rPr>
-          <w:lang w:val="en-AE"/>
-        </w:rPr>
-        <w:t xml:space="preserve"> to prevent users from manipulating the URL data?</w:t>
-      </w:r>
-    </w:p>
-    <w:p>
-      <w:pPr>
-        <w:rPr>
-          <w:lang w:val="en-AE"/>
-        </w:rPr>
-      </w:pPr>
-      <w:r>
-        <w:rPr>
-          <w:b/>
-          <w:bCs/>
-          <w:lang w:val="en-AE"/>
-        </w:rPr>
-        <w:t>F#14 – File Upload / Full Path Disclosure / Directory Traversal</w:t>
-      </w:r>
-    </w:p>
-    <w:p>
-      <w:pPr>
-        <w:rPr>
-          <w:lang w:val="en-AE"/>
-        </w:rPr>
-      </w:pPr>
-      <w:r>
-        <w:rPr>
-          <w:lang w:val="en-AE"/>
-        </w:rPr>
-        <w:t>We have changed the file upload mechanism.</w:t>
-      </w:r>
-    </w:p>
-    <w:p>
-      <w:pPr>
-        <w:rPr>
-          <w:lang w:val="en-AE"/>
-        </w:rPr>
-      </w:pPr>
-      <w:r>
-        <w:rPr>
-          <w:lang w:val="en-AE"/>
-        </w:rPr>
-        <w:t xml:space="preserve">The new implementation uses </w:t>
-      </w:r>
-      <w:r>
-        <w:rPr>
-          <w:b/>
-          <w:bCs/>
-          <w:lang w:val="en-AE"/>
-        </w:rPr>
-        <w:t>Drag and Drop</w:t>
-      </w:r>
-      <w:r>
-        <w:rPr>
-          <w:lang w:val="en-AE"/>
-        </w:rPr>
-        <w:t xml:space="preserve"> for file uploads. Please validate the new approach and confirm whether it addresses the </w:t>
-      </w:r>
-      <w:r>
-        <w:rPr>
-          <w:b/>
-          <w:bCs/>
-          <w:lang w:val="en-AE"/>
-        </w:rPr>
-        <w:t>Full Path Disclosure</w:t>
-      </w:r>
-      <w:r>
-        <w:rPr>
-          <w:lang w:val="en-AE"/>
-        </w:rPr>
-        <w:t xml:space="preserve"> and </w:t>
-      </w:r>
-      <w:r>
-        <w:rPr>
-          <w:b/>
-          <w:bCs/>
-          <w:lang w:val="en-AE"/>
-        </w:rPr>
-        <w:t>Directory Traversal</w:t>
-      </w:r>
-      <w:r>
-        <w:rPr>
-          <w:lang w:val="en-AE"/>
-        </w:rPr>
-        <w:t xml:space="preserve"> concerns.</w:t>
-      </w:r>
-    </w:p>
-    <w:p>
-      <w:pPr>
-        <w:rPr>
-          <w:lang w:val="en-AE"/>
-        </w:rPr>
-      </w:pPr>
-      <w:r>
-        <w:rPr>
-          <w:lang w:val="en-AE"/>
-        </w:rPr>
-        <w:t>Kindly review the above and let us know your feedback.</w:t>
-      </w:r>
-    </w:p>
-    <w:p>
-      <w:pPr>
-        <w:rPr>
-          <w:lang w:val="en-AE"/>
-        </w:rPr>
-      </w:pPr>
-      <w:r>
-        <w:rPr>
-          <w:lang w:val="en-AE"/>
-        </w:rPr>
-        <w:t>Regards,</w:t>
+        <w:t>Best regards,</w:t>
       </w:r>
       <w:r>
         <w:rPr>
           <w:lang w:val="en-AE"/>
         </w:rPr>
         <w:br/>
-        <w:t>Hariprasath</w:t>
+        <w:t>Hari</w:t>
       </w:r>
     </w:p>
     <w:p/>
@@ -1231,6 +777,155 @@
     </w:lvl>
   </w:abstractNum>
   <w:abstractNum w:abstractNumId="4" w15:restartNumberingAfterBreak="0">
+    <w:nsid w:val="2FEF2E73"/>
+    <w:multiLevelType w:val="multilevel"/>
+    <w:tmpl w:val="4D6A4F1A"/>
+    <w:lvl w:ilvl="0">
+      <w:start w:val="1"/>
+      <w:numFmt w:val="bullet"/>
+      <w:lvlText w:val=""/>
+      <w:lvlJc w:val="left"/>
+      <w:pPr>
+        <w:tabs>
+          <w:tab w:val="num" w:pos="720"/>
+        </w:tabs>
+        <w:ind w:left="720" w:hanging="360"/>
+      </w:pPr>
+      <w:rPr>
+        <w:rFonts w:ascii="Symbol" w:hAnsi="Symbol" w:hint="default"/>
+        <w:sz w:val="20"/>
+      </w:rPr>
+    </w:lvl>
+    <w:lvl w:ilvl="1" w:tentative="1">
+      <w:start w:val="1"/>
+      <w:numFmt w:val="bullet"/>
+      <w:lvlText w:val="o"/>
+      <w:lvlJc w:val="left"/>
+      <w:pPr>
+        <w:tabs>
+          <w:tab w:val="num" w:pos="1440"/>
+        </w:tabs>
+        <w:ind w:left="1440" w:hanging="360"/>
+      </w:pPr>
+      <w:rPr>
+        <w:rFonts w:ascii="Courier New" w:hAnsi="Courier New" w:hint="default"/>
+        <w:sz w:val="20"/>
+      </w:rPr>
+    </w:lvl>
+    <w:lvl w:ilvl="2" w:tentative="1">
+      <w:start w:val="1"/>
+      <w:numFmt w:val="bullet"/>
+      <w:lvlText w:val=""/>
+      <w:lvlJc w:val="left"/>
+      <w:pPr>
+        <w:tabs>
+          <w:tab w:val="num" w:pos="2160"/>
+        </w:tabs>
+        <w:ind w:left="2160" w:hanging="360"/>
+      </w:pPr>
+      <w:rPr>
+        <w:rFonts w:ascii="Wingdings" w:hAnsi="Wingdings" w:hint="default"/>
+        <w:sz w:val="20"/>
+      </w:rPr>
+    </w:lvl>
+    <w:lvl w:ilvl="3" w:tentative="1">
+      <w:start w:val="1"/>
+      <w:numFmt w:val="bullet"/>
+      <w:lvlText w:val=""/>
+      <w:lvlJc w:val="left"/>
+      <w:pPr>
+        <w:tabs>
+          <w:tab w:val="num" w:pos="2880"/>
+        </w:tabs>
+        <w:ind w:left="2880" w:hanging="360"/>
+      </w:pPr>
+      <w:rPr>
+        <w:rFonts w:ascii="Wingdings" w:hAnsi="Wingdings" w:hint="default"/>
+        <w:sz w:val="20"/>
+      </w:rPr>
+    </w:lvl>
+    <w:lvl w:ilvl="4" w:tentative="1">
+      <w:start w:val="1"/>
+      <w:numFmt w:val="bullet"/>
+      <w:lvlText w:val=""/>
+      <w:lvlJc w:val="left"/>
+      <w:pPr>
+        <w:tabs>
+          <w:tab w:val="num" w:pos="3600"/>
+        </w:tabs>
+        <w:ind w:left="3600" w:hanging="360"/>
+      </w:pPr>
+      <w:rPr>
+        <w:rFonts w:ascii="Wingdings" w:hAnsi="Wingdings" w:hint="default"/>
+        <w:sz w:val="20"/>
+      </w:rPr>
+    </w:lvl>
+    <w:lvl w:ilvl="5" w:tentative="1">
+      <w:start w:val="1"/>
+      <w:numFmt w:val="bullet"/>
+      <w:lvlText w:val=""/>
+      <w:lvlJc w:val="left"/>
+      <w:pPr>
+        <w:tabs>
+          <w:tab w:val="num" w:pos="4320"/>
+        </w:tabs>
+        <w:ind w:left="4320" w:hanging="360"/>
+      </w:pPr>
+      <w:rPr>
+        <w:rFonts w:ascii="Wingdings" w:hAnsi="Wingdings" w:hint="default"/>
+        <w:sz w:val="20"/>
+      </w:rPr>
+    </w:lvl>
+    <w:lvl w:ilvl="6" w:tentative="1">
+      <w:start w:val="1"/>
+      <w:numFmt w:val="bullet"/>
+      <w:lvlText w:val=""/>
+      <w:lvlJc w:val="left"/>
+      <w:pPr>
+        <w:tabs>
+          <w:tab w:val="num" w:pos="5040"/>
+        </w:tabs>
+        <w:ind w:left="5040" w:hanging="360"/>
+      </w:pPr>
+      <w:rPr>
+        <w:rFonts w:ascii="Wingdings" w:hAnsi="Wingdings" w:hint="default"/>
+        <w:sz w:val="20"/>
+      </w:rPr>
+    </w:lvl>
+    <w:lvl w:ilvl="7" w:tentative="1">
+      <w:start w:val="1"/>
+      <w:numFmt w:val="bullet"/>
+      <w:lvlText w:val=""/>
+      <w:lvlJc w:val="left"/>
+      <w:pPr>
+        <w:tabs>
+          <w:tab w:val="num" w:pos="5760"/>
+        </w:tabs>
+        <w:ind w:left="5760" w:hanging="360"/>
+      </w:pPr>
+      <w:rPr>
+        <w:rFonts w:ascii="Wingdings" w:hAnsi="Wingdings" w:hint="default"/>
+        <w:sz w:val="20"/>
+      </w:rPr>
+    </w:lvl>
+    <w:lvl w:ilvl="8" w:tentative="1">
+      <w:start w:val="1"/>
+      <w:numFmt w:val="bullet"/>
+      <w:lvlText w:val=""/>
+      <w:lvlJc w:val="left"/>
+      <w:pPr>
+        <w:tabs>
+          <w:tab w:val="num" w:pos="6480"/>
+        </w:tabs>
+        <w:ind w:left="6480" w:hanging="360"/>
+      </w:pPr>
+      <w:rPr>
+        <w:rFonts w:ascii="Wingdings" w:hAnsi="Wingdings" w:hint="default"/>
+        <w:sz w:val="20"/>
+      </w:rPr>
+    </w:lvl>
+  </w:abstractNum>
+  <w:abstractNum w:abstractNumId="5" w15:restartNumberingAfterBreak="0">
     <w:nsid w:val="3AD83938"/>
     <w:multiLevelType w:val="multilevel"/>
     <w:tmpl w:val="BF16452A"/>
@@ -1379,7 +1074,7 @@
       </w:rPr>
     </w:lvl>
   </w:abstractNum>
-  <w:abstractNum w:abstractNumId="5" w15:restartNumberingAfterBreak="0">
+  <w:abstractNum w:abstractNumId="6" w15:restartNumberingAfterBreak="0">
     <w:nsid w:val="7DE637D9"/>
     <w:multiLevelType w:val="multilevel"/>
     <w:tmpl w:val="5FF0DF70"/>
@@ -1535,16 +1230,19 @@
     <w:abstractNumId w:val="2"/>
   </w:num>
   <w:num w:numId="3" w16cid:durableId="902719973">
-    <w:abstractNumId w:val="5"/>
+    <w:abstractNumId w:val="6"/>
   </w:num>
   <w:num w:numId="4" w16cid:durableId="1699044858">
-    <w:abstractNumId w:val="4"/>
+    <w:abstractNumId w:val="5"/>
   </w:num>
   <w:num w:numId="5" w16cid:durableId="1683631684">
     <w:abstractNumId w:val="1"/>
   </w:num>
   <w:num w:numId="6" w16cid:durableId="1847672095">
     <w:abstractNumId w:val="3"/>
+  </w:num>
+  <w:num w:numId="7" w16cid:durableId="1980725080">
+    <w:abstractNumId w:val="4"/>
   </w:num>
 </w:numbering>
 </file>
@@ -2463,6 +2161,29 @@
       <w:spacing w:val="5"/>
     </w:rPr>
   </w:style>
+  <w:style w:type="character" w:styleId="Hyperlink">
+    <w:name w:val="Hyperlink"/>
+    <w:basedOn w:val="DefaultParagraphFont"/>
+    <w:uiPriority w:val="99"/>
+    <w:unhideWhenUsed/>
+    <w:rsid w:val="0012787B"/>
+    <w:rPr>
+      <w:color w:val="0563C1" w:themeColor="hyperlink"/>
+      <w:u w:val="single"/>
+    </w:rPr>
+  </w:style>
+  <w:style w:type="character" w:styleId="UnresolvedMention">
+    <w:name w:val="Unresolved Mention"/>
+    <w:basedOn w:val="DefaultParagraphFont"/>
+    <w:uiPriority w:val="99"/>
+    <w:semiHidden/>
+    <w:unhideWhenUsed/>
+    <w:rsid w:val="0012787B"/>
+    <w:rPr>
+      <w:color w:val="605E5C"/>
+      <w:shd w:val="clear" w:color="auto" w:fill="E1DFDD"/>
+    </w:rPr>
+  </w:style>
 </w:styles>
 </file>
 
